--- a/tillsyn/A 8048-2025 tillsynsbegäran.docx
+++ b/tillsyn/A 8048-2025 tillsynsbegäran.docx
@@ -251,7 +251,7 @@
     <w:r>
       <w:tab/>
       <w:tab/>
-      <w:t>2025-02-20</w:t>
+      <w:t>2025-02-21</w:t>
       <w:br/>
       <w:br/>
     </w:r>

--- a/tillsyn/A 8048-2025 tillsynsbegäran.docx
+++ b/tillsyn/A 8048-2025 tillsynsbegäran.docx
@@ -251,7 +251,7 @@
     <w:r>
       <w:tab/>
       <w:tab/>
-      <w:t>2025-02-21</w:t>
+      <w:t>2025-02-22</w:t>
       <w:br/>
       <w:br/>
     </w:r>

--- a/tillsyn/A 8048-2025 tillsynsbegäran.docx
+++ b/tillsyn/A 8048-2025 tillsynsbegäran.docx
@@ -251,7 +251,7 @@
     <w:r>
       <w:tab/>
       <w:tab/>
-      <w:t>2025-02-22</w:t>
+      <w:t>2025-02-23</w:t>
       <w:br/>
       <w:br/>
     </w:r>

--- a/tillsyn/A 8048-2025 tillsynsbegäran.docx
+++ b/tillsyn/A 8048-2025 tillsynsbegäran.docx
@@ -251,7 +251,7 @@
     <w:r>
       <w:tab/>
       <w:tab/>
-      <w:t>2025-02-23</w:t>
+      <w:t>2025-02-24</w:t>
       <w:br/>
       <w:br/>
     </w:r>

--- a/tillsyn/A 8048-2025 tillsynsbegäran.docx
+++ b/tillsyn/A 8048-2025 tillsynsbegäran.docx
@@ -251,7 +251,7 @@
     <w:r>
       <w:tab/>
       <w:tab/>
-      <w:t>2025-02-24</w:t>
+      <w:t>2025-02-25</w:t>
       <w:br/>
       <w:br/>
     </w:r>

--- a/tillsyn/A 8048-2025 tillsynsbegäran.docx
+++ b/tillsyn/A 8048-2025 tillsynsbegäran.docx
@@ -251,7 +251,7 @@
     <w:r>
       <w:tab/>
       <w:tab/>
-      <w:t>2025-02-25</w:t>
+      <w:t>2025-02-26</w:t>
       <w:br/>
       <w:br/>
     </w:r>

--- a/tillsyn/A 8048-2025 tillsynsbegäran.docx
+++ b/tillsyn/A 8048-2025 tillsynsbegäran.docx
@@ -251,7 +251,7 @@
     <w:r>
       <w:tab/>
       <w:tab/>
-      <w:t>2025-02-26</w:t>
+      <w:t>2025-02-27</w:t>
       <w:br/>
       <w:br/>
     </w:r>

--- a/tillsyn/A 8048-2025 tillsynsbegäran.docx
+++ b/tillsyn/A 8048-2025 tillsynsbegäran.docx
@@ -251,7 +251,7 @@
     <w:r>
       <w:tab/>
       <w:tab/>
-      <w:t>2025-02-27</w:t>
+      <w:t>2025-02-28</w:t>
       <w:br/>
       <w:br/>
     </w:r>

--- a/tillsyn/A 8048-2025 tillsynsbegäran.docx
+++ b/tillsyn/A 8048-2025 tillsynsbegäran.docx
@@ -251,7 +251,7 @@
     <w:r>
       <w:tab/>
       <w:tab/>
-      <w:t>2025-02-28</w:t>
+      <w:t>2025-03-01</w:t>
       <w:br/>
       <w:br/>
     </w:r>

--- a/tillsyn/A 8048-2025 tillsynsbegäran.docx
+++ b/tillsyn/A 8048-2025 tillsynsbegäran.docx
@@ -251,7 +251,7 @@
     <w:r>
       <w:tab/>
       <w:tab/>
-      <w:t>2025-03-01</w:t>
+      <w:t>2025-03-02</w:t>
       <w:br/>
       <w:br/>
     </w:r>

--- a/tillsyn/A 8048-2025 tillsynsbegäran.docx
+++ b/tillsyn/A 8048-2025 tillsynsbegäran.docx
@@ -251,7 +251,7 @@
     <w:r>
       <w:tab/>
       <w:tab/>
-      <w:t>2025-03-02</w:t>
+      <w:t>2025-03-03</w:t>
       <w:br/>
       <w:br/>
     </w:r>

--- a/tillsyn/A 8048-2025 tillsynsbegäran.docx
+++ b/tillsyn/A 8048-2025 tillsynsbegäran.docx
@@ -251,7 +251,7 @@
     <w:r>
       <w:tab/>
       <w:tab/>
-      <w:t>2025-03-03</w:t>
+      <w:t>2025-03-04</w:t>
       <w:br/>
       <w:br/>
     </w:r>

--- a/tillsyn/A 8048-2025 tillsynsbegäran.docx
+++ b/tillsyn/A 8048-2025 tillsynsbegäran.docx
@@ -251,7 +251,7 @@
     <w:r>
       <w:tab/>
       <w:tab/>
-      <w:t>2025-03-04</w:t>
+      <w:t>2025-03-05</w:t>
       <w:br/>
       <w:br/>
     </w:r>

--- a/tillsyn/A 8048-2025 tillsynsbegäran.docx
+++ b/tillsyn/A 8048-2025 tillsynsbegäran.docx
@@ -251,7 +251,7 @@
     <w:r>
       <w:tab/>
       <w:tab/>
-      <w:t>2025-03-05</w:t>
+      <w:t>2025-03-06</w:t>
       <w:br/>
       <w:br/>
     </w:r>

--- a/tillsyn/A 8048-2025 tillsynsbegäran.docx
+++ b/tillsyn/A 8048-2025 tillsynsbegäran.docx
@@ -251,7 +251,7 @@
     <w:r>
       <w:tab/>
       <w:tab/>
-      <w:t>2025-03-06</w:t>
+      <w:t>2025-03-07</w:t>
       <w:br/>
       <w:br/>
     </w:r>

--- a/tillsyn/A 8048-2025 tillsynsbegäran.docx
+++ b/tillsyn/A 8048-2025 tillsynsbegäran.docx
@@ -251,7 +251,7 @@
     <w:r>
       <w:tab/>
       <w:tab/>
-      <w:t>2025-03-07</w:t>
+      <w:t>2025-03-08</w:t>
       <w:br/>
       <w:br/>
     </w:r>

--- a/tillsyn/A 8048-2025 tillsynsbegäran.docx
+++ b/tillsyn/A 8048-2025 tillsynsbegäran.docx
@@ -251,7 +251,7 @@
     <w:r>
       <w:tab/>
       <w:tab/>
-      <w:t>2025-03-08</w:t>
+      <w:t>2025-03-09</w:t>
       <w:br/>
       <w:br/>
     </w:r>

--- a/tillsyn/A 8048-2025 tillsynsbegäran.docx
+++ b/tillsyn/A 8048-2025 tillsynsbegäran.docx
@@ -251,7 +251,7 @@
     <w:r>
       <w:tab/>
       <w:tab/>
-      <w:t>2025-03-09</w:t>
+      <w:t>2025-03-10</w:t>
       <w:br/>
       <w:br/>
     </w:r>

--- a/tillsyn/A 8048-2025 tillsynsbegäran.docx
+++ b/tillsyn/A 8048-2025 tillsynsbegäran.docx
@@ -251,7 +251,7 @@
     <w:r>
       <w:tab/>
       <w:tab/>
-      <w:t>2025-03-10</w:t>
+      <w:t>2025-03-11</w:t>
       <w:br/>
       <w:br/>
     </w:r>

--- a/tillsyn/A 8048-2025 tillsynsbegäran.docx
+++ b/tillsyn/A 8048-2025 tillsynsbegäran.docx
@@ -251,7 +251,7 @@
     <w:r>
       <w:tab/>
       <w:tab/>
-      <w:t>2025-03-11</w:t>
+      <w:t>2025-03-12</w:t>
       <w:br/>
       <w:br/>
     </w:r>

--- a/tillsyn/A 8048-2025 tillsynsbegäran.docx
+++ b/tillsyn/A 8048-2025 tillsynsbegäran.docx
@@ -251,7 +251,7 @@
     <w:r>
       <w:tab/>
       <w:tab/>
-      <w:t>2025-03-12</w:t>
+      <w:t>2025-03-13</w:t>
       <w:br/>
       <w:br/>
     </w:r>

--- a/tillsyn/A 8048-2025 tillsynsbegäran.docx
+++ b/tillsyn/A 8048-2025 tillsynsbegäran.docx
@@ -251,7 +251,7 @@
     <w:r>
       <w:tab/>
       <w:tab/>
-      <w:t>2025-03-13</w:t>
+      <w:t>2025-03-14</w:t>
       <w:br/>
       <w:br/>
     </w:r>

--- a/tillsyn/A 8048-2025 tillsynsbegäran.docx
+++ b/tillsyn/A 8048-2025 tillsynsbegäran.docx
@@ -251,7 +251,7 @@
     <w:r>
       <w:tab/>
       <w:tab/>
-      <w:t>2025-03-14</w:t>
+      <w:t>2025-03-15</w:t>
       <w:br/>
       <w:br/>
     </w:r>

--- a/tillsyn/A 8048-2025 tillsynsbegäran.docx
+++ b/tillsyn/A 8048-2025 tillsynsbegäran.docx
@@ -251,7 +251,7 @@
     <w:r>
       <w:tab/>
       <w:tab/>
-      <w:t>2025-03-15</w:t>
+      <w:t>2025-03-16</w:t>
       <w:br/>
       <w:br/>
     </w:r>

--- a/tillsyn/A 8048-2025 tillsynsbegäran.docx
+++ b/tillsyn/A 8048-2025 tillsynsbegäran.docx
@@ -251,7 +251,7 @@
     <w:r>
       <w:tab/>
       <w:tab/>
-      <w:t>2025-03-16</w:t>
+      <w:t>2025-03-17</w:t>
       <w:br/>
       <w:br/>
     </w:r>

--- a/tillsyn/A 8048-2025 tillsynsbegäran.docx
+++ b/tillsyn/A 8048-2025 tillsynsbegäran.docx
@@ -251,7 +251,7 @@
     <w:r>
       <w:tab/>
       <w:tab/>
-      <w:t>2025-03-17</w:t>
+      <w:t>2025-03-18</w:t>
       <w:br/>
       <w:br/>
     </w:r>

--- a/tillsyn/A 8048-2025 tillsynsbegäran.docx
+++ b/tillsyn/A 8048-2025 tillsynsbegäran.docx
@@ -251,7 +251,7 @@
     <w:r>
       <w:tab/>
       <w:tab/>
-      <w:t>2025-03-18</w:t>
+      <w:t>2025-03-19</w:t>
       <w:br/>
       <w:br/>
     </w:r>

--- a/tillsyn/A 8048-2025 tillsynsbegäran.docx
+++ b/tillsyn/A 8048-2025 tillsynsbegäran.docx
@@ -251,7 +251,7 @@
     <w:r>
       <w:tab/>
       <w:tab/>
-      <w:t>2025-03-19</w:t>
+      <w:t>2025-03-20</w:t>
       <w:br/>
       <w:br/>
     </w:r>

--- a/tillsyn/A 8048-2025 tillsynsbegäran.docx
+++ b/tillsyn/A 8048-2025 tillsynsbegäran.docx
@@ -251,7 +251,7 @@
     <w:r>
       <w:tab/>
       <w:tab/>
-      <w:t>2025-03-20</w:t>
+      <w:t>2025-03-21</w:t>
       <w:br/>
       <w:br/>
     </w:r>

--- a/tillsyn/A 8048-2025 tillsynsbegäran.docx
+++ b/tillsyn/A 8048-2025 tillsynsbegäran.docx
@@ -251,7 +251,7 @@
     <w:r>
       <w:tab/>
       <w:tab/>
-      <w:t>2025-03-21</w:t>
+      <w:t>2025-03-22</w:t>
       <w:br/>
       <w:br/>
     </w:r>

--- a/tillsyn/A 8048-2025 tillsynsbegäran.docx
+++ b/tillsyn/A 8048-2025 tillsynsbegäran.docx
@@ -251,7 +251,7 @@
     <w:r>
       <w:tab/>
       <w:tab/>
-      <w:t>2025-03-22</w:t>
+      <w:t>2025-03-23</w:t>
       <w:br/>
       <w:br/>
     </w:r>

--- a/tillsyn/A 8048-2025 tillsynsbegäran.docx
+++ b/tillsyn/A 8048-2025 tillsynsbegäran.docx
@@ -251,7 +251,7 @@
     <w:r>
       <w:tab/>
       <w:tab/>
-      <w:t>2025-03-23</w:t>
+      <w:t>2025-03-24</w:t>
       <w:br/>
       <w:br/>
     </w:r>

--- a/tillsyn/A 8048-2025 tillsynsbegäran.docx
+++ b/tillsyn/A 8048-2025 tillsynsbegäran.docx
@@ -251,7 +251,7 @@
     <w:r>
       <w:tab/>
       <w:tab/>
-      <w:t>2025-03-24</w:t>
+      <w:t>2025-03-25</w:t>
       <w:br/>
       <w:br/>
     </w:r>

--- a/tillsyn/A 8048-2025 tillsynsbegäran.docx
+++ b/tillsyn/A 8048-2025 tillsynsbegäran.docx
@@ -251,7 +251,7 @@
     <w:r>
       <w:tab/>
       <w:tab/>
-      <w:t>2025-03-25</w:t>
+      <w:t>2025-03-26</w:t>
       <w:br/>
       <w:br/>
     </w:r>

--- a/tillsyn/A 8048-2025 tillsynsbegäran.docx
+++ b/tillsyn/A 8048-2025 tillsynsbegäran.docx
@@ -251,7 +251,7 @@
     <w:r>
       <w:tab/>
       <w:tab/>
-      <w:t>2025-03-26</w:t>
+      <w:t>2025-03-27</w:t>
       <w:br/>
       <w:br/>
     </w:r>

--- a/tillsyn/A 8048-2025 tillsynsbegäran.docx
+++ b/tillsyn/A 8048-2025 tillsynsbegäran.docx
@@ -251,7 +251,7 @@
     <w:r>
       <w:tab/>
       <w:tab/>
-      <w:t>2025-03-27</w:t>
+      <w:t>2025-03-28</w:t>
       <w:br/>
       <w:br/>
     </w:r>

--- a/tillsyn/A 8048-2025 tillsynsbegäran.docx
+++ b/tillsyn/A 8048-2025 tillsynsbegäran.docx
@@ -251,7 +251,7 @@
     <w:r>
       <w:tab/>
       <w:tab/>
-      <w:t>2025-03-28</w:t>
+      <w:t>2025-03-29</w:t>
       <w:br/>
       <w:br/>
     </w:r>

--- a/tillsyn/A 8048-2025 tillsynsbegäran.docx
+++ b/tillsyn/A 8048-2025 tillsynsbegäran.docx
@@ -251,7 +251,7 @@
     <w:r>
       <w:tab/>
       <w:tab/>
-      <w:t>2025-04-02</w:t>
+      <w:t>2025-04-03</w:t>
       <w:br/>
       <w:br/>
     </w:r>

--- a/tillsyn/A 8048-2025 tillsynsbegäran.docx
+++ b/tillsyn/A 8048-2025 tillsynsbegäran.docx
@@ -251,7 +251,7 @@
     <w:r>
       <w:tab/>
       <w:tab/>
-      <w:t>2025-04-03</w:t>
+      <w:t>2025-04-05</w:t>
       <w:br/>
       <w:br/>
     </w:r>

--- a/tillsyn/A 8048-2025 tillsynsbegäran.docx
+++ b/tillsyn/A 8048-2025 tillsynsbegäran.docx
@@ -251,7 +251,7 @@
     <w:r>
       <w:tab/>
       <w:tab/>
-      <w:t>2025-04-05</w:t>
+      <w:t>2025-04-06</w:t>
       <w:br/>
       <w:br/>
     </w:r>

--- a/tillsyn/A 8048-2025 tillsynsbegäran.docx
+++ b/tillsyn/A 8048-2025 tillsynsbegäran.docx
@@ -251,7 +251,7 @@
     <w:r>
       <w:tab/>
       <w:tab/>
-      <w:t>2025-04-06</w:t>
+      <w:t>2025-04-07</w:t>
       <w:br/>
       <w:br/>
     </w:r>

--- a/tillsyn/A 8048-2025 tillsynsbegäran.docx
+++ b/tillsyn/A 8048-2025 tillsynsbegäran.docx
@@ -251,7 +251,7 @@
     <w:r>
       <w:tab/>
       <w:tab/>
-      <w:t>2025-04-07</w:t>
+      <w:t>2025-04-08</w:t>
       <w:br/>
       <w:br/>
     </w:r>

--- a/tillsyn/A 8048-2025 tillsynsbegäran.docx
+++ b/tillsyn/A 8048-2025 tillsynsbegäran.docx
@@ -251,7 +251,7 @@
     <w:r>
       <w:tab/>
       <w:tab/>
-      <w:t>2025-04-08</w:t>
+      <w:t>2025-04-09</w:t>
       <w:br/>
       <w:br/>
     </w:r>

--- a/tillsyn/A 8048-2025 tillsynsbegäran.docx
+++ b/tillsyn/A 8048-2025 tillsynsbegäran.docx
@@ -95,6 +95,17 @@
         <w:rPr>
           <w:b/>
         </w:rPr>
+        <w:t>Garnlav (NT)</w:t>
+      </w:r>
+      <w:r>
+        <w:t xml:space="preserve"> är en utpräglad barrskogsart som ibland kan drapera träden i norrländska grannaturskogar med hög luftfuktighet. Den förekommer även i talldominerade bestånd där den, förutom i trädens grenverk, påträffas hängande över ojämnheter i tallbarken. Arten har minskat starkt i södra och mellersta Sverige och den minskar även i sitt nordliga utbredningsområde. Orsaken till tillbakagången beror främst på slutavverkningar av naturskogsartade skogar. Bestånd med riklig förekomst bör regelmässigt sparas. Garnlav är värdväxt för den mycket sällsynta och akut hotade fjärilen barrskogslavfly (CR) som hör hemma i boreala barrskogar med riklig förekomst av värdväxten. Tidigare kunde arten konstateras årligen på flera platser vid Dala-Floda i Dalarna innan lokalerna kalavverkades. Senaste fyndet i landet av barrskogslavfly är från år 2000 då den påträffades vid Högberget i Sollefteå kommun (SLU Artdatabanken, 2024).</w:t>
+      </w:r>
+    </w:p>
+    <w:p>
+      <w:r>
+        <w:rPr>
+          <w:b/>
+        </w:rPr>
         <w:t>Stuplav</w:t>
       </w:r>
       <w:r>
@@ -108,6 +119,17 @@
       </w:r>
       <w:r>
         <w:t xml:space="preserve"> (EN), som växer på stuplav (SLU Artdatabanken, 2024; Nitare &amp; Skogsstyrelsen, 2019).</w:t>
+      </w:r>
+    </w:p>
+    <w:p>
+      <w:r>
+        <w:rPr>
+          <w:b/>
+        </w:rPr>
+        <w:t>Violettgrå tagellav (NT)</w:t>
+      </w:r>
+      <w:r>
+        <w:t xml:space="preserve"> växer nästan uteslutande i gamla olikåldriga barrnaturskogar med lång skoglig kontinuitet och är en utmärkt signal på skog med höga naturvärden. Slutavverkning av tidigare aldrig slutavverkad skog (kontinuitetsskog) är det största hotet. Biotopen nyskapas i begränsad omfattning och barrskog äldre än 160 år, där den violettgrå tagellaven huvudsakligen påträffas har minskat med 50% de senaste 50 åren. Lågproduktiv skogsmark där laven förekommer bör undantas från skogsbruk och rika förekomster i äldre granskog bör skyddas. Arten är känslig för uttorkning och det är väsentligt att tillräckligt stora bestånd avsätts (SLU Artdatabanken, 2024; Nitare &amp; Skogsstyrelsen, 2019).</w:t>
       </w:r>
     </w:p>
     <w:p>
@@ -251,7 +273,7 @@
     <w:r>
       <w:tab/>
       <w:tab/>
-      <w:t>2025-04-09</w:t>
+      <w:t>2025-04-10</w:t>
       <w:br/>
       <w:br/>
     </w:r>

--- a/tillsyn/A 8048-2025 tillsynsbegäran.docx
+++ b/tillsyn/A 8048-2025 tillsynsbegäran.docx
@@ -273,7 +273,7 @@
     <w:r>
       <w:tab/>
       <w:tab/>
-      <w:t>2025-04-10</w:t>
+      <w:t>2025-04-11</w:t>
       <w:br/>
       <w:br/>
     </w:r>

--- a/tillsyn/A 8048-2025 tillsynsbegäran.docx
+++ b/tillsyn/A 8048-2025 tillsynsbegäran.docx
@@ -273,7 +273,7 @@
     <w:r>
       <w:tab/>
       <w:tab/>
-      <w:t>2025-04-11</w:t>
+      <w:t>2025-04-12</w:t>
       <w:br/>
       <w:br/>
     </w:r>

--- a/tillsyn/A 8048-2025 tillsynsbegäran.docx
+++ b/tillsyn/A 8048-2025 tillsynsbegäran.docx
@@ -273,7 +273,7 @@
     <w:r>
       <w:tab/>
       <w:tab/>
-      <w:t>2025-04-12</w:t>
+      <w:t>2025-04-13</w:t>
       <w:br/>
       <w:br/>
     </w:r>

--- a/tillsyn/A 8048-2025 tillsynsbegäran.docx
+++ b/tillsyn/A 8048-2025 tillsynsbegäran.docx
@@ -273,7 +273,7 @@
     <w:r>
       <w:tab/>
       <w:tab/>
-      <w:t>2025-04-13</w:t>
+      <w:t>2025-04-14</w:t>
       <w:br/>
       <w:br/>
     </w:r>

--- a/tillsyn/A 8048-2025 tillsynsbegäran.docx
+++ b/tillsyn/A 8048-2025 tillsynsbegäran.docx
@@ -273,7 +273,7 @@
     <w:r>
       <w:tab/>
       <w:tab/>
-      <w:t>2025-04-14</w:t>
+      <w:t>2025-04-15</w:t>
       <w:br/>
       <w:br/>
     </w:r>

--- a/tillsyn/A 8048-2025 tillsynsbegäran.docx
+++ b/tillsyn/A 8048-2025 tillsynsbegäran.docx
@@ -273,7 +273,7 @@
     <w:r>
       <w:tab/>
       <w:tab/>
-      <w:t>2025-04-15</w:t>
+      <w:t>2025-04-16</w:t>
       <w:br/>
       <w:br/>
     </w:r>

--- a/tillsyn/A 8048-2025 tillsynsbegäran.docx
+++ b/tillsyn/A 8048-2025 tillsynsbegäran.docx
@@ -273,7 +273,7 @@
     <w:r>
       <w:tab/>
       <w:tab/>
-      <w:t>2025-04-16</w:t>
+      <w:t>2025-04-17</w:t>
       <w:br/>
       <w:br/>
     </w:r>

--- a/tillsyn/A 8048-2025 tillsynsbegäran.docx
+++ b/tillsyn/A 8048-2025 tillsynsbegäran.docx
@@ -273,7 +273,7 @@
     <w:r>
       <w:tab/>
       <w:tab/>
-      <w:t>2025-04-17</w:t>
+      <w:t>2025-04-18</w:t>
       <w:br/>
       <w:br/>
     </w:r>

--- a/tillsyn/A 8048-2025 tillsynsbegäran.docx
+++ b/tillsyn/A 8048-2025 tillsynsbegäran.docx
@@ -273,7 +273,7 @@
     <w:r>
       <w:tab/>
       <w:tab/>
-      <w:t>2025-04-18</w:t>
+      <w:t>2025-04-19</w:t>
       <w:br/>
       <w:br/>
     </w:r>

--- a/tillsyn/A 8048-2025 tillsynsbegäran.docx
+++ b/tillsyn/A 8048-2025 tillsynsbegäran.docx
@@ -273,7 +273,7 @@
     <w:r>
       <w:tab/>
       <w:tab/>
-      <w:t>2025-05-03</w:t>
+      <w:t>2025-05-04</w:t>
       <w:br/>
       <w:br/>
     </w:r>

--- a/tillsyn/A 8048-2025 tillsynsbegäran.docx
+++ b/tillsyn/A 8048-2025 tillsynsbegäran.docx
@@ -273,7 +273,7 @@
     <w:r>
       <w:tab/>
       <w:tab/>
-      <w:t>2025-05-04</w:t>
+      <w:t>2025-05-06</w:t>
       <w:br/>
       <w:br/>
     </w:r>

--- a/tillsyn/A 8048-2025 tillsynsbegäran.docx
+++ b/tillsyn/A 8048-2025 tillsynsbegäran.docx
@@ -273,7 +273,7 @@
     <w:r>
       <w:tab/>
       <w:tab/>
-      <w:t>2025-05-06</w:t>
+      <w:t>2025-05-07</w:t>
       <w:br/>
       <w:br/>
     </w:r>

--- a/tillsyn/A 8048-2025 tillsynsbegäran.docx
+++ b/tillsyn/A 8048-2025 tillsynsbegäran.docx
@@ -273,7 +273,7 @@
     <w:r>
       <w:tab/>
       <w:tab/>
-      <w:t>2025-05-07</w:t>
+      <w:t>2025-05-08</w:t>
       <w:br/>
       <w:br/>
     </w:r>

--- a/tillsyn/A 8048-2025 tillsynsbegäran.docx
+++ b/tillsyn/A 8048-2025 tillsynsbegäran.docx
@@ -273,7 +273,7 @@
     <w:r>
       <w:tab/>
       <w:tab/>
-      <w:t>2025-05-08</w:t>
+      <w:t>2025-05-09</w:t>
       <w:br/>
       <w:br/>
     </w:r>

--- a/tillsyn/A 8048-2025 tillsynsbegäran.docx
+++ b/tillsyn/A 8048-2025 tillsynsbegäran.docx
@@ -273,7 +273,7 @@
     <w:r>
       <w:tab/>
       <w:tab/>
-      <w:t>2025-05-09</w:t>
+      <w:t>2025-05-10</w:t>
       <w:br/>
       <w:br/>
     </w:r>

--- a/tillsyn/A 8048-2025 tillsynsbegäran.docx
+++ b/tillsyn/A 8048-2025 tillsynsbegäran.docx
@@ -273,7 +273,7 @@
     <w:r>
       <w:tab/>
       <w:tab/>
-      <w:t>2025-05-10</w:t>
+      <w:t>2025-05-11</w:t>
       <w:br/>
       <w:br/>
     </w:r>

--- a/tillsyn/A 8048-2025 tillsynsbegäran.docx
+++ b/tillsyn/A 8048-2025 tillsynsbegäran.docx
@@ -273,7 +273,7 @@
     <w:r>
       <w:tab/>
       <w:tab/>
-      <w:t>2025-05-11</w:t>
+      <w:t>2025-05-12</w:t>
       <w:br/>
       <w:br/>
     </w:r>

--- a/tillsyn/A 8048-2025 tillsynsbegäran.docx
+++ b/tillsyn/A 8048-2025 tillsynsbegäran.docx
@@ -273,7 +273,7 @@
     <w:r>
       <w:tab/>
       <w:tab/>
-      <w:t>2025-05-12</w:t>
+      <w:t>2025-05-13</w:t>
       <w:br/>
       <w:br/>
     </w:r>

--- a/tillsyn/A 8048-2025 tillsynsbegäran.docx
+++ b/tillsyn/A 8048-2025 tillsynsbegäran.docx
@@ -273,7 +273,7 @@
     <w:r>
       <w:tab/>
       <w:tab/>
-      <w:t>2025-05-13</w:t>
+      <w:t>2025-05-14</w:t>
       <w:br/>
       <w:br/>
     </w:r>

--- a/tillsyn/A 8048-2025 tillsynsbegäran.docx
+++ b/tillsyn/A 8048-2025 tillsynsbegäran.docx
@@ -273,7 +273,7 @@
     <w:r>
       <w:tab/>
       <w:tab/>
-      <w:t>2025-05-14</w:t>
+      <w:t>2025-05-15</w:t>
       <w:br/>
       <w:br/>
     </w:r>

--- a/tillsyn/A 8048-2025 tillsynsbegäran.docx
+++ b/tillsyn/A 8048-2025 tillsynsbegäran.docx
@@ -273,7 +273,7 @@
     <w:r>
       <w:tab/>
       <w:tab/>
-      <w:t>2025-05-15</w:t>
+      <w:t>2025-05-16</w:t>
       <w:br/>
       <w:br/>
     </w:r>

--- a/tillsyn/A 8048-2025 tillsynsbegäran.docx
+++ b/tillsyn/A 8048-2025 tillsynsbegäran.docx
@@ -273,7 +273,7 @@
     <w:r>
       <w:tab/>
       <w:tab/>
-      <w:t>2025-05-16</w:t>
+      <w:t>2025-05-17</w:t>
       <w:br/>
       <w:br/>
     </w:r>

--- a/tillsyn/A 8048-2025 tillsynsbegäran.docx
+++ b/tillsyn/A 8048-2025 tillsynsbegäran.docx
@@ -273,7 +273,7 @@
     <w:r>
       <w:tab/>
       <w:tab/>
-      <w:t>2025-05-17</w:t>
+      <w:t>2025-05-18</w:t>
       <w:br/>
       <w:br/>
     </w:r>

--- a/tillsyn/A 8048-2025 tillsynsbegäran.docx
+++ b/tillsyn/A 8048-2025 tillsynsbegäran.docx
@@ -273,7 +273,7 @@
     <w:r>
       <w:tab/>
       <w:tab/>
-      <w:t>2025-05-18</w:t>
+      <w:t>2025-05-19</w:t>
       <w:br/>
       <w:br/>
     </w:r>

--- a/tillsyn/A 8048-2025 tillsynsbegäran.docx
+++ b/tillsyn/A 8048-2025 tillsynsbegäran.docx
@@ -273,7 +273,7 @@
     <w:r>
       <w:tab/>
       <w:tab/>
-      <w:t>2025-05-19</w:t>
+      <w:t>2025-05-20</w:t>
       <w:br/>
       <w:br/>
     </w:r>

--- a/tillsyn/A 8048-2025 tillsynsbegäran.docx
+++ b/tillsyn/A 8048-2025 tillsynsbegäran.docx
@@ -273,7 +273,7 @@
     <w:r>
       <w:tab/>
       <w:tab/>
-      <w:t>2025-05-20</w:t>
+      <w:t>2025-05-21</w:t>
       <w:br/>
       <w:br/>
     </w:r>

--- a/tillsyn/A 8048-2025 tillsynsbegäran.docx
+++ b/tillsyn/A 8048-2025 tillsynsbegäran.docx
@@ -273,7 +273,7 @@
     <w:r>
       <w:tab/>
       <w:tab/>
-      <w:t>2025-05-21</w:t>
+      <w:t>2025-05-22</w:t>
       <w:br/>
       <w:br/>
     </w:r>

--- a/tillsyn/A 8048-2025 tillsynsbegäran.docx
+++ b/tillsyn/A 8048-2025 tillsynsbegäran.docx
@@ -273,7 +273,7 @@
     <w:r>
       <w:tab/>
       <w:tab/>
-      <w:t>2025-05-22</w:t>
+      <w:t>2025-05-23</w:t>
       <w:br/>
       <w:br/>
     </w:r>

--- a/tillsyn/A 8048-2025 tillsynsbegäran.docx
+++ b/tillsyn/A 8048-2025 tillsynsbegäran.docx
@@ -273,7 +273,7 @@
     <w:r>
       <w:tab/>
       <w:tab/>
-      <w:t>2025-05-23</w:t>
+      <w:t>2025-05-24</w:t>
       <w:br/>
       <w:br/>
     </w:r>

--- a/tillsyn/A 8048-2025 tillsynsbegäran.docx
+++ b/tillsyn/A 8048-2025 tillsynsbegäran.docx
@@ -273,7 +273,7 @@
     <w:r>
       <w:tab/>
       <w:tab/>
-      <w:t>2025-05-24</w:t>
+      <w:t>2025-05-25</w:t>
       <w:br/>
       <w:br/>
     </w:r>

--- a/tillsyn/A 8048-2025 tillsynsbegäran.docx
+++ b/tillsyn/A 8048-2025 tillsynsbegäran.docx
@@ -273,7 +273,7 @@
     <w:r>
       <w:tab/>
       <w:tab/>
-      <w:t>2025-05-25</w:t>
+      <w:t>2025-05-26</w:t>
       <w:br/>
       <w:br/>
     </w:r>

--- a/tillsyn/A 8048-2025 tillsynsbegäran.docx
+++ b/tillsyn/A 8048-2025 tillsynsbegäran.docx
@@ -273,7 +273,7 @@
     <w:r>
       <w:tab/>
       <w:tab/>
-      <w:t>2025-05-26</w:t>
+      <w:t>2025-05-27</w:t>
       <w:br/>
       <w:br/>
     </w:r>

--- a/tillsyn/A 8048-2025 tillsynsbegäran.docx
+++ b/tillsyn/A 8048-2025 tillsynsbegäran.docx
@@ -273,7 +273,7 @@
     <w:r>
       <w:tab/>
       <w:tab/>
-      <w:t>2025-05-27</w:t>
+      <w:t>2025-05-30</w:t>
       <w:br/>
       <w:br/>
     </w:r>

--- a/tillsyn/A 8048-2025 tillsynsbegäran.docx
+++ b/tillsyn/A 8048-2025 tillsynsbegäran.docx
@@ -273,7 +273,7 @@
     <w:r>
       <w:tab/>
       <w:tab/>
-      <w:t>2025-05-30</w:t>
+      <w:t>2025-06-01</w:t>
       <w:br/>
       <w:br/>
     </w:r>

--- a/tillsyn/A 8048-2025 tillsynsbegäran.docx
+++ b/tillsyn/A 8048-2025 tillsynsbegäran.docx
@@ -273,7 +273,7 @@
     <w:r>
       <w:tab/>
       <w:tab/>
-      <w:t>2025-06-01</w:t>
+      <w:t>2025-06-02</w:t>
       <w:br/>
       <w:br/>
     </w:r>

--- a/tillsyn/A 8048-2025 tillsynsbegäran.docx
+++ b/tillsyn/A 8048-2025 tillsynsbegäran.docx
@@ -273,7 +273,7 @@
     <w:r>
       <w:tab/>
       <w:tab/>
-      <w:t>2025-06-02</w:t>
+      <w:t>2025-06-03</w:t>
       <w:br/>
       <w:br/>
     </w:r>

--- a/tillsyn/A 8048-2025 tillsynsbegäran.docx
+++ b/tillsyn/A 8048-2025 tillsynsbegäran.docx
@@ -273,7 +273,7 @@
     <w:r>
       <w:tab/>
       <w:tab/>
-      <w:t>2025-06-03</w:t>
+      <w:t>2025-06-04</w:t>
       <w:br/>
       <w:br/>
     </w:r>

--- a/tillsyn/A 8048-2025 tillsynsbegäran.docx
+++ b/tillsyn/A 8048-2025 tillsynsbegäran.docx
@@ -273,7 +273,7 @@
     <w:r>
       <w:tab/>
       <w:tab/>
-      <w:t>2025-06-04</w:t>
+      <w:t>2025-06-05</w:t>
       <w:br/>
       <w:br/>
     </w:r>

--- a/tillsyn/A 8048-2025 tillsynsbegäran.docx
+++ b/tillsyn/A 8048-2025 tillsynsbegäran.docx
@@ -273,7 +273,7 @@
     <w:r>
       <w:tab/>
       <w:tab/>
-      <w:t>2025-06-05</w:t>
+      <w:t>2025-06-13</w:t>
       <w:br/>
       <w:br/>
     </w:r>

--- a/tillsyn/A 8048-2025 tillsynsbegäran.docx
+++ b/tillsyn/A 8048-2025 tillsynsbegäran.docx
@@ -273,7 +273,7 @@
     <w:r>
       <w:tab/>
       <w:tab/>
-      <w:t>2025-06-13</w:t>
+      <w:t>2025-06-15</w:t>
       <w:br/>
       <w:br/>
     </w:r>

--- a/tillsyn/A 8048-2025 tillsynsbegäran.docx
+++ b/tillsyn/A 8048-2025 tillsynsbegäran.docx
@@ -273,7 +273,7 @@
     <w:r>
       <w:tab/>
       <w:tab/>
-      <w:t>2025-06-15</w:t>
+      <w:t>2025-06-16</w:t>
       <w:br/>
       <w:br/>
     </w:r>

--- a/tillsyn/A 8048-2025 tillsynsbegäran.docx
+++ b/tillsyn/A 8048-2025 tillsynsbegäran.docx
@@ -273,7 +273,7 @@
     <w:r>
       <w:tab/>
       <w:tab/>
-      <w:t>2025-06-16</w:t>
+      <w:t>2025-06-17</w:t>
       <w:br/>
       <w:br/>
     </w:r>

--- a/tillsyn/A 8048-2025 tillsynsbegäran.docx
+++ b/tillsyn/A 8048-2025 tillsynsbegäran.docx
@@ -273,7 +273,7 @@
     <w:r>
       <w:tab/>
       <w:tab/>
-      <w:t>2025-06-17</w:t>
+      <w:t>2025-06-18</w:t>
       <w:br/>
       <w:br/>
     </w:r>

--- a/tillsyn/A 8048-2025 tillsynsbegäran.docx
+++ b/tillsyn/A 8048-2025 tillsynsbegäran.docx
@@ -273,7 +273,7 @@
     <w:r>
       <w:tab/>
       <w:tab/>
-      <w:t>2025-06-18</w:t>
+      <w:t>2025-06-19</w:t>
       <w:br/>
       <w:br/>
     </w:r>

--- a/tillsyn/A 8048-2025 tillsynsbegäran.docx
+++ b/tillsyn/A 8048-2025 tillsynsbegäran.docx
@@ -273,7 +273,7 @@
     <w:r>
       <w:tab/>
       <w:tab/>
-      <w:t>2025-06-19</w:t>
+      <w:t>2025-06-20</w:t>
       <w:br/>
       <w:br/>
     </w:r>

--- a/tillsyn/A 8048-2025 tillsynsbegäran.docx
+++ b/tillsyn/A 8048-2025 tillsynsbegäran.docx
@@ -273,7 +273,7 @@
     <w:r>
       <w:tab/>
       <w:tab/>
-      <w:t>2025-06-20</w:t>
+      <w:t>2025-06-21</w:t>
       <w:br/>
       <w:br/>
     </w:r>

--- a/tillsyn/A 8048-2025 tillsynsbegäran.docx
+++ b/tillsyn/A 8048-2025 tillsynsbegäran.docx
@@ -273,7 +273,7 @@
     <w:r>
       <w:tab/>
       <w:tab/>
-      <w:t>2025-06-21</w:t>
+      <w:t>2025-06-22</w:t>
       <w:br/>
       <w:br/>
     </w:r>

--- a/tillsyn/A 8048-2025 tillsynsbegäran.docx
+++ b/tillsyn/A 8048-2025 tillsynsbegäran.docx
@@ -273,7 +273,7 @@
     <w:r>
       <w:tab/>
       <w:tab/>
-      <w:t>2025-06-22</w:t>
+      <w:t>2025-06-23</w:t>
       <w:br/>
       <w:br/>
     </w:r>

--- a/tillsyn/A 8048-2025 tillsynsbegäran.docx
+++ b/tillsyn/A 8048-2025 tillsynsbegäran.docx
@@ -273,7 +273,7 @@
     <w:r>
       <w:tab/>
       <w:tab/>
-      <w:t>2025-06-23</w:t>
+      <w:t>2025-06-24</w:t>
       <w:br/>
       <w:br/>
     </w:r>

--- a/tillsyn/A 8048-2025 tillsynsbegäran.docx
+++ b/tillsyn/A 8048-2025 tillsynsbegäran.docx
@@ -273,7 +273,7 @@
     <w:r>
       <w:tab/>
       <w:tab/>
-      <w:t>2025-06-24</w:t>
+      <w:t>2025-06-25</w:t>
       <w:br/>
       <w:br/>
     </w:r>

--- a/tillsyn/A 8048-2025 tillsynsbegäran.docx
+++ b/tillsyn/A 8048-2025 tillsynsbegäran.docx
@@ -273,7 +273,7 @@
     <w:r>
       <w:tab/>
       <w:tab/>
-      <w:t>2025-06-25</w:t>
+      <w:t>2025-06-26</w:t>
       <w:br/>
       <w:br/>
     </w:r>

--- a/tillsyn/A 8048-2025 tillsynsbegäran.docx
+++ b/tillsyn/A 8048-2025 tillsynsbegäran.docx
@@ -273,7 +273,7 @@
     <w:r>
       <w:tab/>
       <w:tab/>
-      <w:t>2025-06-26</w:t>
+      <w:t>2025-06-27</w:t>
       <w:br/>
       <w:br/>
     </w:r>

--- a/tillsyn/A 8048-2025 tillsynsbegäran.docx
+++ b/tillsyn/A 8048-2025 tillsynsbegäran.docx
@@ -273,7 +273,7 @@
     <w:r>
       <w:tab/>
       <w:tab/>
-      <w:t>2025-06-27</w:t>
+      <w:t>2025-06-28</w:t>
       <w:br/>
       <w:br/>
     </w:r>

--- a/tillsyn/A 8048-2025 tillsynsbegäran.docx
+++ b/tillsyn/A 8048-2025 tillsynsbegäran.docx
@@ -273,7 +273,7 @@
     <w:r>
       <w:tab/>
       <w:tab/>
-      <w:t>2025-06-28</w:t>
+      <w:t>2025-06-29</w:t>
       <w:br/>
       <w:br/>
     </w:r>

--- a/tillsyn/A 8048-2025 tillsynsbegäran.docx
+++ b/tillsyn/A 8048-2025 tillsynsbegäran.docx
@@ -273,7 +273,7 @@
     <w:r>
       <w:tab/>
       <w:tab/>
-      <w:t>2025-06-29</w:t>
+      <w:t>2025-06-30</w:t>
       <w:br/>
       <w:br/>
     </w:r>

--- a/tillsyn/A 8048-2025 tillsynsbegäran.docx
+++ b/tillsyn/A 8048-2025 tillsynsbegäran.docx
@@ -273,7 +273,7 @@
     <w:r>
       <w:tab/>
       <w:tab/>
-      <w:t>2025-06-30</w:t>
+      <w:t>2025-07-01</w:t>
       <w:br/>
       <w:br/>
     </w:r>

--- a/tillsyn/A 8048-2025 tillsynsbegäran.docx
+++ b/tillsyn/A 8048-2025 tillsynsbegäran.docx
@@ -273,7 +273,7 @@
     <w:r>
       <w:tab/>
       <w:tab/>
-      <w:t>2025-07-01</w:t>
+      <w:t>2025-07-02</w:t>
       <w:br/>
       <w:br/>
     </w:r>

--- a/tillsyn/A 8048-2025 tillsynsbegäran.docx
+++ b/tillsyn/A 8048-2025 tillsynsbegäran.docx
@@ -273,7 +273,7 @@
     <w:r>
       <w:tab/>
       <w:tab/>
-      <w:t>2025-07-02</w:t>
+      <w:t>2025-07-03</w:t>
       <w:br/>
       <w:br/>
     </w:r>

--- a/tillsyn/A 8048-2025 tillsynsbegäran.docx
+++ b/tillsyn/A 8048-2025 tillsynsbegäran.docx
@@ -273,7 +273,7 @@
     <w:r>
       <w:tab/>
       <w:tab/>
-      <w:t>2025-07-03</w:t>
+      <w:t>2025-07-04</w:t>
       <w:br/>
       <w:br/>
     </w:r>

--- a/tillsyn/A 8048-2025 tillsynsbegäran.docx
+++ b/tillsyn/A 8048-2025 tillsynsbegäran.docx
@@ -273,7 +273,7 @@
     <w:r>
       <w:tab/>
       <w:tab/>
-      <w:t>2025-07-04</w:t>
+      <w:t>2025-07-05</w:t>
       <w:br/>
       <w:br/>
     </w:r>

--- a/tillsyn/A 8048-2025 tillsynsbegäran.docx
+++ b/tillsyn/A 8048-2025 tillsynsbegäran.docx
@@ -273,7 +273,7 @@
     <w:r>
       <w:tab/>
       <w:tab/>
-      <w:t>2025-07-05</w:t>
+      <w:t>2025-07-06</w:t>
       <w:br/>
       <w:br/>
     </w:r>

--- a/tillsyn/A 8048-2025 tillsynsbegäran.docx
+++ b/tillsyn/A 8048-2025 tillsynsbegäran.docx
@@ -273,7 +273,7 @@
     <w:r>
       <w:tab/>
       <w:tab/>
-      <w:t>2025-07-06</w:t>
+      <w:t>2025-07-07</w:t>
       <w:br/>
       <w:br/>
     </w:r>

--- a/tillsyn/A 8048-2025 tillsynsbegäran.docx
+++ b/tillsyn/A 8048-2025 tillsynsbegäran.docx
@@ -273,7 +273,7 @@
     <w:r>
       <w:tab/>
       <w:tab/>
-      <w:t>2025-07-07</w:t>
+      <w:t>2025-07-08</w:t>
       <w:br/>
       <w:br/>
     </w:r>

--- a/tillsyn/A 8048-2025 tillsynsbegäran.docx
+++ b/tillsyn/A 8048-2025 tillsynsbegäran.docx
@@ -273,7 +273,7 @@
     <w:r>
       <w:tab/>
       <w:tab/>
-      <w:t>2025-07-08</w:t>
+      <w:t>2025-07-09</w:t>
       <w:br/>
       <w:br/>
     </w:r>

--- a/tillsyn/A 8048-2025 tillsynsbegäran.docx
+++ b/tillsyn/A 8048-2025 tillsynsbegäran.docx
@@ -273,7 +273,7 @@
     <w:r>
       <w:tab/>
       <w:tab/>
-      <w:t>2025-07-09</w:t>
+      <w:t>2025-07-11</w:t>
       <w:br/>
       <w:br/>
     </w:r>

--- a/tillsyn/A 8048-2025 tillsynsbegäran.docx
+++ b/tillsyn/A 8048-2025 tillsynsbegäran.docx
@@ -273,7 +273,7 @@
     <w:r>
       <w:tab/>
       <w:tab/>
-      <w:t>2025-07-11</w:t>
+      <w:t>2025-07-12</w:t>
       <w:br/>
       <w:br/>
     </w:r>

--- a/tillsyn/A 8048-2025 tillsynsbegäran.docx
+++ b/tillsyn/A 8048-2025 tillsynsbegäran.docx
@@ -273,7 +273,7 @@
     <w:r>
       <w:tab/>
       <w:tab/>
-      <w:t>2025-07-12</w:t>
+      <w:t>2025-07-13</w:t>
       <w:br/>
       <w:br/>
     </w:r>

--- a/tillsyn/A 8048-2025 tillsynsbegäran.docx
+++ b/tillsyn/A 8048-2025 tillsynsbegäran.docx
@@ -273,7 +273,7 @@
     <w:r>
       <w:tab/>
       <w:tab/>
-      <w:t>2025-07-13</w:t>
+      <w:t>2025-07-14</w:t>
       <w:br/>
       <w:br/>
     </w:r>

--- a/tillsyn/A 8048-2025 tillsynsbegäran.docx
+++ b/tillsyn/A 8048-2025 tillsynsbegäran.docx
@@ -273,7 +273,7 @@
     <w:r>
       <w:tab/>
       <w:tab/>
-      <w:t>2025-08-06</w:t>
+      <w:t>2025-08-09</w:t>
       <w:br/>
       <w:br/>
     </w:r>
